--- a/deliverables/Delaware_School_Funding_Model_IVV_Report_final_draft.docx
+++ b/deliverables/Delaware_School_Funding_Model_IVV_Report_final_draft.docx
@@ -1,6 +1,6 @@
 
 <file path=word/document.xml><?xml version="1.0" encoding="utf-8"?>
-<w:document xmlns:wpc="http://schemas.microsoft.com/office/word/2010/wordprocessingCanvas" xmlns:cx="http://schemas.microsoft.com/office/drawing/2014/chartex" xmlns:cx1="http://schemas.microsoft.com/office/drawing/2015/9/8/chartex" xmlns:cx2="http://schemas.microsoft.com/office/drawing/2015/10/21/chartex" xmlns:cx3="http://schemas.microsoft.com/office/drawing/2016/5/9/chartex" xmlns:cx4="http://schemas.microsoft.com/office/drawing/2016/5/10/chartex" xmlns:cx5="http://schemas.microsoft.com/office/drawing/2016/5/11/chartex" xmlns:cx6="http://schemas.microsoft.com/office/drawing/2016/5/12/chartex" xmlns:cx7="http://schemas.microsoft.com/office/drawing/2016/5/13/chartex" xmlns:cx8="http://schemas.microsoft.com/office/drawing/2016/5/14/chartex" xmlns:mc="http://schemas.openxmlformats.org/markup-compatibility/2006" xmlns:aink="http://schemas.microsoft.com/office/drawing/2016/ink" xmlns:am3d="http://schemas.microsoft.com/office/drawing/2017/model3d" xmlns:o="urn:schemas-microsoft-com:office:office" xmlns:oel="http://schemas.microsoft.com/office/2019/extlst" xmlns:r="http://schemas.openxmlformats.org/officeDocument/2006/relationships" xmlns:m="http://schemas.openxmlformats.org/officeDocument/2006/math" xmlns:v="urn:schemas-microsoft-com:vml" xmlns:wp14="http://schemas.microsoft.com/office/word/2010/wordprocessingDrawing" xmlns:wp="http://schemas.openxmlformats.org/drawingml/2006/wordprocessingDrawing" xmlns:w10="urn:schemas-microsoft-com:office:word" xmlns:w="http://schemas.openxmlformats.org/wordprocessingml/2006/main" xmlns:w14="http://schemas.microsoft.com/office/word/2010/wordml" xmlns:w15="http://schemas.microsoft.com/office/word/2012/wordml" xmlns:w16cex="http://schemas.microsoft.com/office/word/2018/wordml/cex" xmlns:w16cid="http://schemas.microsoft.com/office/word/2016/wordml/cid" xmlns:w16="http://schemas.microsoft.com/office/word/2018/wordml" xmlns:w16du="http://schemas.microsoft.com/office/word/2023/wordml/word16du" xmlns:w16sdtdh="http://schemas.microsoft.com/office/word/2020/wordml/sdtdatahash" xmlns:w16sdtfl="http://schemas.microsoft.com/office/word/2024/wordml/sdtformatlock" xmlns:w16se="http://schemas.microsoft.com/office/word/2015/wordml/symex" xmlns:wpg="http://schemas.microsoft.com/office/word/2010/wordprocessingGroup" xmlns:wpi="http://schemas.microsoft.com/office/word/2010/wordprocessingInk" xmlns:wne="http://schemas.microsoft.com/office/word/2006/wordml" xmlns:wps="http://schemas.microsoft.com/office/word/2010/wordprocessingShape" mc:Ignorable="w14 w15 w16se w16cid w16 w16cex w16sdtdh w16sdtfl w16du wp14">
+<w:document xmlns:wpc="http://schemas.microsoft.com/office/word/2010/wordprocessingCanvas" xmlns:cx="http://schemas.microsoft.com/office/drawing/2014/chartex" xmlns:cx1="http://schemas.microsoft.com/office/drawing/2015/9/8/chartex" xmlns:cx2="http://schemas.microsoft.com/office/drawing/2015/10/21/chartex" xmlns:cx3="http://schemas.microsoft.com/office/drawing/2016/5/9/chartex" xmlns:cx4="http://schemas.microsoft.com/office/drawing/2016/5/10/chartex" xmlns:cx5="http://schemas.microsoft.com/office/drawing/2016/5/11/chartex" xmlns:cx6="http://schemas.microsoft.com/office/drawing/2016/5/12/chartex" xmlns:cx7="http://schemas.microsoft.com/office/drawing/2016/5/13/chartex" xmlns:cx8="http://schemas.microsoft.com/office/drawing/2016/5/14/chartex" xmlns:mc="http://schemas.openxmlformats.org/markup-compatibility/2006" xmlns:m="http://schemas.openxmlformats.org/officeDocument/2006/math" xmlns:aink="http://schemas.microsoft.com/office/drawing/2016/ink" xmlns:am3d="http://schemas.microsoft.com/office/drawing/2017/model3d" xmlns:oel="http://schemas.microsoft.com/office/2019/extlst" xmlns:r="http://schemas.openxmlformats.org/officeDocument/2006/relationships" xmlns:wp14="http://schemas.microsoft.com/office/word/2010/wordprocessingDrawing" xmlns:wp="http://schemas.openxmlformats.org/drawingml/2006/wordprocessingDrawing" xmlns:wpg="http://schemas.microsoft.com/office/word/2010/wordprocessingGroup" xmlns:wpi="http://schemas.microsoft.com/office/word/2010/wordprocessingInk" xmlns:wps="http://schemas.microsoft.com/office/word/2010/wordprocessingShape" xmlns:o="urn:schemas-microsoft-com:office:office" xmlns:v="urn:schemas-microsoft-com:vml" xmlns:w10="urn:schemas-microsoft-com:office:word" xmlns:w="http://schemas.openxmlformats.org/wordprocessingml/2006/main" xmlns:w14="http://schemas.microsoft.com/office/word/2010/wordml" xmlns:w15="http://schemas.microsoft.com/office/word/2012/wordml" xmlns:w16cex="http://schemas.microsoft.com/office/word/2018/wordml/cex" xmlns:w16cid="http://schemas.microsoft.com/office/word/2016/wordml/cid" xmlns:w16="http://schemas.microsoft.com/office/word/2018/wordml" xmlns:w16sdtdh="http://schemas.microsoft.com/office/word/2020/wordml/sdtdatahash" xmlns:w16sdtfl="http://schemas.microsoft.com/office/word/2024/wordml/sdtformatlock" xmlns:w16se="http://schemas.microsoft.com/office/word/2015/wordml/symex" xmlns:w16du="http://schemas.microsoft.com/office/word/2023/wordml/word16du" xmlns:wne="http://schemas.microsoft.com/office/word/2006/wordml" mc:Ignorable="w14 w15 w16se w16cid w16 w16cex w16sdtdh w16sdtfl w16du wp14">
   <w:body>
     <w:p>
       <w:pPr>
@@ -292,6 +292,7 @@
           <w:color w:val="1F4E78"/>
           <w:sz w:val="22"/>
         </w:rPr>
+        <w:lastRenderedPageBreak/>
         <w:t>How to read the report</w:t>
       </w:r>
     </w:p>
@@ -390,7 +391,19 @@
         <w:rPr>
           <w:rFonts w:ascii="Arial" w:hAnsi="Arial" w:cs="Arial"/>
         </w:rPr>
-        <w:t>hat changes under the proposed staffing rules</w:t>
+        <w:t xml:space="preserve">hat </w:t>
+      </w:r>
+      <w:r>
+        <w:rPr>
+          <w:rFonts w:ascii="Arial" w:hAnsi="Arial" w:cs="Arial"/>
+        </w:rPr>
+        <w:t xml:space="preserve">are the </w:t>
+      </w:r>
+      <w:r>
+        <w:rPr>
+          <w:rFonts w:ascii="Arial" w:hAnsi="Arial" w:cs="Arial"/>
+        </w:rPr>
+        <w:t>changes under the proposed staffing rules</w:t>
       </w:r>
       <w:r>
         <w:rPr>
@@ -466,7 +479,19 @@
         <w:rPr>
           <w:rFonts w:ascii="Arial" w:hAnsi="Arial" w:cs="Arial"/>
         </w:rPr>
-        <w:t>ow the independent implementation compares with the PEFC workbook</w:t>
+        <w:t xml:space="preserve">ow </w:t>
+      </w:r>
+      <w:r>
+        <w:rPr>
+          <w:rFonts w:ascii="Arial" w:hAnsi="Arial" w:cs="Arial"/>
+        </w:rPr>
+        <w:t xml:space="preserve">does </w:t>
+      </w:r>
+      <w:r>
+        <w:rPr>
+          <w:rFonts w:ascii="Arial" w:hAnsi="Arial" w:cs="Arial"/>
+        </w:rPr>
+        <w:t>the independent implementation compare with the PEFC workbook</w:t>
       </w:r>
       <w:r>
         <w:rPr>
@@ -566,25 +591,7 @@
                 <w:color w:val="000000"/>
                 <w:sz w:val="19"/>
               </w:rPr>
-              <w:t xml:space="preserve">Dollar amounts in the narrative are generally rounded to the nearest $0.1 million. Position quantities are rounded for display </w:t>
-            </w:r>
-            <w:proofErr w:type="gramStart"/>
-            <w:r>
-              <w:rPr>
-                <w:rFonts w:ascii="Arial" w:hAnsi="Arial" w:cs="Arial"/>
-                <w:color w:val="000000"/>
-                <w:sz w:val="19"/>
-              </w:rPr>
-              <w:t>where</w:t>
-            </w:r>
-            <w:proofErr w:type="gramEnd"/>
-            <w:r>
-              <w:rPr>
-                <w:rFonts w:ascii="Arial" w:hAnsi="Arial" w:cs="Arial"/>
-                <w:color w:val="000000"/>
-                <w:sz w:val="19"/>
-              </w:rPr>
-              <w:t xml:space="preserve"> doing so improves readability. Pipeline calculations and technical reconciliation files retain full precision</w:t>
+              <w:t>Dollar amounts in the narrative are generally rounded to the nearest $0.1 million. Position quantities are rounded for display where doing so improves readability. Pipeline calculations and technical reconciliation files retain full precision</w:t>
             </w:r>
             <w:r>
               <w:rPr>
@@ -5363,6 +5370,7 @@
         <w:rPr>
           <w:rFonts w:ascii="Arial" w:hAnsi="Arial" w:cs="Arial"/>
         </w:rPr>
+        <w:lastRenderedPageBreak/>
         <w:t>Executive Summary</w:t>
       </w:r>
       <w:bookmarkEnd w:id="0"/>
@@ -5416,7 +5424,64 @@
         <w:rPr>
           <w:rFonts w:ascii="Arial" w:hAnsi="Arial" w:cs="Arial"/>
         </w:rPr>
-        <w:t>The IV&amp;V examined the proposal in three ways: it recreated the current staffing model for comparison, independently implemented the proposed model, and compared that independent implementation with the PEFC workbook used to present the proposal.</w:t>
+        <w:t xml:space="preserve">The IV&amp;V examined the proposal in three ways: </w:t>
+      </w:r>
+    </w:p>
+    <w:p>
+      <w:pPr>
+        <w:pStyle w:val="ListParagraph"/>
+        <w:numPr>
+          <w:ilvl w:val="0"/>
+          <w:numId w:val="32"/>
+        </w:numPr>
+        <w:spacing w:before="120" w:after="120" w:line="240" w:lineRule="auto"/>
+        <w:rPr>
+          <w:rFonts w:ascii="Arial" w:hAnsi="Arial" w:cs="Arial"/>
+        </w:rPr>
+      </w:pPr>
+      <w:r>
+        <w:rPr>
+          <w:rFonts w:ascii="Arial" w:hAnsi="Arial" w:cs="Arial"/>
+        </w:rPr>
+        <w:t>it recreated the current staffing model for comparison</w:t>
+      </w:r>
+    </w:p>
+    <w:p>
+      <w:pPr>
+        <w:pStyle w:val="ListParagraph"/>
+        <w:numPr>
+          <w:ilvl w:val="0"/>
+          <w:numId w:val="32"/>
+        </w:numPr>
+        <w:spacing w:before="120" w:after="120" w:line="240" w:lineRule="auto"/>
+        <w:rPr>
+          <w:rFonts w:ascii="Arial" w:hAnsi="Arial" w:cs="Arial"/>
+        </w:rPr>
+      </w:pPr>
+      <w:r>
+        <w:rPr>
+          <w:rFonts w:ascii="Arial" w:hAnsi="Arial" w:cs="Arial"/>
+        </w:rPr>
+        <w:t>independently implemented the proposed model</w:t>
+      </w:r>
+    </w:p>
+    <w:p>
+      <w:pPr>
+        <w:pStyle w:val="ListParagraph"/>
+        <w:numPr>
+          <w:ilvl w:val="0"/>
+          <w:numId w:val="32"/>
+        </w:numPr>
+        <w:spacing w:before="120" w:after="120" w:line="240" w:lineRule="auto"/>
+        <w:rPr>
+          <w:rFonts w:ascii="Arial" w:hAnsi="Arial" w:cs="Arial"/>
+        </w:rPr>
+      </w:pPr>
+      <w:r>
+        <w:rPr>
+          <w:rFonts w:ascii="Arial" w:hAnsi="Arial" w:cs="Arial"/>
+        </w:rPr>
+        <w:t>compared that independent implementation with the PEFC workbook used to present the proposal.</w:t>
       </w:r>
     </w:p>
     <w:p>
@@ -5718,29 +5783,7 @@
                 <w:sz w:val="17"/>
                 <w:szCs w:val="17"/>
               </w:rPr>
-              <w:t xml:space="preserve">Core Division I </w:t>
-            </w:r>
-            <w:proofErr w:type="gramStart"/>
-            <w:r>
-              <w:rPr>
-                <w:rFonts w:ascii="Arial" w:hAnsi="Arial" w:cs="Arial"/>
-                <w:b/>
-                <w:color w:val="1F4E78"/>
-                <w:sz w:val="17"/>
-                <w:szCs w:val="17"/>
-              </w:rPr>
-              <w:t>teaching</w:t>
-            </w:r>
-            <w:proofErr w:type="gramEnd"/>
-            <w:r>
-              <w:rPr>
-                <w:rFonts w:ascii="Arial" w:hAnsi="Arial" w:cs="Arial"/>
-                <w:b/>
-                <w:color w:val="1F4E78"/>
-                <w:sz w:val="17"/>
-                <w:szCs w:val="17"/>
-              </w:rPr>
-              <w:t xml:space="preserve"> positions</w:t>
+              <w:t>Core Division I teaching positions</w:t>
             </w:r>
           </w:p>
           <w:p>
@@ -5897,19 +5940,8 @@
                 <w:sz w:val="17"/>
                 <w:szCs w:val="17"/>
               </w:rPr>
-              <w:t xml:space="preserve">Net modeled increase across comparable staffing categories outside core Division I </w:t>
-            </w:r>
-            <w:proofErr w:type="gramStart"/>
-            <w:r>
-              <w:rPr>
-                <w:rFonts w:ascii="Arial" w:hAnsi="Arial" w:cs="Arial"/>
-                <w:color w:val="666666"/>
-                <w:sz w:val="17"/>
-                <w:szCs w:val="17"/>
-              </w:rPr>
-              <w:t>teaching</w:t>
-            </w:r>
-            <w:proofErr w:type="gramEnd"/>
+              <w:t>Net modeled increase across comparable staffing categories outside core Division I teaching</w:t>
+            </w:r>
           </w:p>
         </w:tc>
         <w:tc>
@@ -6037,31 +6069,7 @@
           <w:sz w:val="17"/>
           <w:szCs w:val="17"/>
         </w:rPr>
-        <w:t xml:space="preserve">Note: The +421 figure is a net modeled change across comparable staffing categories outside core Division I </w:t>
-      </w:r>
-      <w:proofErr w:type="gramStart"/>
-      <w:r>
-        <w:rPr>
-          <w:rFonts w:ascii="Arial" w:hAnsi="Arial" w:cs="Arial"/>
-          <w:i/>
-          <w:iCs/>
-          <w:color w:val="666666"/>
-          <w:sz w:val="17"/>
-          <w:szCs w:val="17"/>
-        </w:rPr>
-        <w:t>teaching</w:t>
-      </w:r>
-      <w:proofErr w:type="gramEnd"/>
-      <w:r>
-        <w:rPr>
-          <w:rFonts w:ascii="Arial" w:hAnsi="Arial" w:cs="Arial"/>
-          <w:i/>
-          <w:iCs/>
-          <w:color w:val="666666"/>
-          <w:sz w:val="17"/>
-          <w:szCs w:val="17"/>
-        </w:rPr>
-        <w:t xml:space="preserve">. Some current and proposed support categories are functional mappings rather than identical positions, and the current Food Services Supervisor quantity remains provisional. </w:t>
+        <w:t xml:space="preserve">Note: The +421 figure is a net modeled change across comparable staffing categories outside core Division I teaching. Some current and proposed support categories are functional mappings rather than identical positions, and the current Food Services Supervisor quantity remains provisional. </w:t>
       </w:r>
     </w:p>
     <w:p>
@@ -6118,7 +6126,14 @@
         <w:rPr>
           <w:rFonts w:ascii="Arial" w:hAnsi="Arial" w:cs="Arial"/>
         </w:rPr>
-        <w:t>For staffing categories that can be compared under both models, modeled funding increases from approximately $1.564 billion under the recreated current model to $1.611 billion under the proposed model, an increase of $47.1 million, or 3.0%. This is the best available statewide comparison because it includes only categories with funding amounts available on both sides; Buildings and Grounds Supervisor is excluded because the current quantity cannot yet be estimated. Food Services Supervisor remains provisional because current LEA-level quantities are incomplete.</w:t>
+        <w:t xml:space="preserve">For staffing categories that can be compared under both models, modeled funding increases from approximately $1.564 billion under the recreated current model to $1.611 billion under the proposed model, an increase of $47.1 million, or 3.0%. This is the best available statewide comparison because it includes only categories with funding amounts available on both sides; Buildings and Grounds Supervisor </w:t>
+      </w:r>
+      <w:r>
+        <w:rPr>
+          <w:rFonts w:ascii="Arial" w:hAnsi="Arial" w:cs="Arial"/>
+        </w:rPr>
+        <w:lastRenderedPageBreak/>
+        <w:t>is excluded because the current quantity cannot yet be estimated. Food Services Supervisor remains provisional because current LEA-level quantities are incomplete.</w:t>
       </w:r>
     </w:p>
     <w:p>
@@ -7085,6 +7100,7 @@
                 <w:b/>
                 <w:color w:val="1F4E78"/>
               </w:rPr>
+              <w:lastRenderedPageBreak/>
               <w:t>Important:</w:t>
             </w:r>
             <w:r>
@@ -7874,6 +7890,7 @@
         <w:rPr>
           <w:rFonts w:ascii="Arial" w:hAnsi="Arial" w:cs="Arial"/>
         </w:rPr>
+        <w:lastRenderedPageBreak/>
         <w:t>The proposed Opportunity and Operational Funding formulas can also be independently reproduced, and their $442.0 million in proposed allocations can be examined by LEA and funding component. However, their relationship to existing funding must still be established before those allocations can be translated into a net fiscal change.</w:t>
       </w:r>
     </w:p>
@@ -8136,6 +8153,7 @@
         <w:rPr>
           <w:rFonts w:ascii="Arial" w:hAnsi="Arial" w:cs="Arial"/>
         </w:rPr>
+        <w:lastRenderedPageBreak/>
         <w:t xml:space="preserve">1. </w:t>
       </w:r>
       <w:r>
@@ -8336,21 +8354,7 @@
         <w:rPr>
           <w:rFonts w:ascii="Arial" w:hAnsi="Arial" w:cs="Arial"/>
         </w:rPr>
-        <w:t xml:space="preserve">1.2 Division I </w:t>
-      </w:r>
-      <w:proofErr w:type="gramStart"/>
-      <w:r>
-        <w:rPr>
-          <w:rFonts w:ascii="Arial" w:hAnsi="Arial" w:cs="Arial"/>
-        </w:rPr>
-        <w:t>teaching</w:t>
-      </w:r>
-      <w:proofErr w:type="gramEnd"/>
-      <w:r>
-        <w:rPr>
-          <w:rFonts w:ascii="Arial" w:hAnsi="Arial" w:cs="Arial"/>
-        </w:rPr>
-        <w:t xml:space="preserve"> units</w:t>
+        <w:t>1.2 Division I teaching units</w:t>
       </w:r>
       <w:bookmarkEnd w:id="7"/>
     </w:p>
@@ -8366,21 +8370,7 @@
         <w:rPr>
           <w:rFonts w:ascii="Arial" w:hAnsi="Arial" w:cs="Arial"/>
         </w:rPr>
-        <w:t xml:space="preserve">The most clearly established portion of the funding model is the calculation of Division I </w:t>
-      </w:r>
-      <w:proofErr w:type="gramStart"/>
-      <w:r>
-        <w:rPr>
-          <w:rFonts w:ascii="Arial" w:hAnsi="Arial" w:cs="Arial"/>
-        </w:rPr>
-        <w:t>teaching</w:t>
-      </w:r>
-      <w:proofErr w:type="gramEnd"/>
-      <w:r>
-        <w:rPr>
-          <w:rFonts w:ascii="Arial" w:hAnsi="Arial" w:cs="Arial"/>
-        </w:rPr>
-        <w:t xml:space="preserve"> units. The Technical Reference identifies five continuous student-to-position ratios that apply to districts and charter schools</w:t>
+        <w:t>The most clearly established portion of the funding model is the calculation of Division I teaching units. The Technical Reference identifies five continuous student-to-position ratios that apply to districts and charter schools</w:t>
       </w:r>
       <w:r>
         <w:rPr>
@@ -8939,14 +8929,12 @@
         </w:rPr>
         <w:t xml:space="preserve">These ratios are supported by the supplied text of 14 Del. C. §1703(a) and reconcile to the corresponding reference-workbook values. Basic special education includes eligible preschool and K–12 students because both populations use the same 8.4 divisor. The current statutory baseline does not contain a separate </w:t>
       </w:r>
-      <w:proofErr w:type="gramStart"/>
       <w:r>
         <w:rPr>
           <w:rFonts w:ascii="Arial" w:hAnsi="Arial" w:cs="Arial"/>
         </w:rPr>
-        <w:t>general-education</w:t>
+        <w:t>general education</w:t>
       </w:r>
-      <w:proofErr w:type="gramEnd"/>
       <w:r>
         <w:rPr>
           <w:rFonts w:ascii="Arial" w:hAnsi="Arial" w:cs="Arial"/>
@@ -8979,6 +8967,7 @@
         <w:rPr>
           <w:rFonts w:ascii="Arial" w:hAnsi="Arial" w:cs="Arial"/>
         </w:rPr>
+        <w:lastRenderedPageBreak/>
         <w:t>For the IV&amp;V comparison, the recreated current model carries forward the Division I teaching quantities reported in the SY 2025–26 Unit Count data, while the proposed model independently recalculates the corresponding quantities from student counts using the ratios above. The resulting statewide teaching quantities are nearly identical, as shown later in Section 3.2.</w:t>
       </w:r>
     </w:p>
@@ -9060,21 +9049,7 @@
         <w:rPr>
           <w:rFonts w:ascii="Arial" w:hAnsi="Arial" w:cs="Arial"/>
         </w:rPr>
-        <w:t xml:space="preserve">Under the recreated current model, a </w:t>
-      </w:r>
-      <w:proofErr w:type="gramStart"/>
-      <w:r>
-        <w:rPr>
-          <w:rFonts w:ascii="Arial" w:hAnsi="Arial" w:cs="Arial"/>
-        </w:rPr>
-        <w:t>Principal</w:t>
-      </w:r>
-      <w:proofErr w:type="gramEnd"/>
-      <w:r>
-        <w:rPr>
-          <w:rFonts w:ascii="Arial" w:hAnsi="Arial" w:cs="Arial"/>
-        </w:rPr>
-        <w:t xml:space="preserve"> is generated for an official coded school when reported Division I units reach 15. The IV&amp;V proposed model removes that threshold and provides one Principal for each included school calculation unit. The PEFC workbook stores Principal quantities as precomputed values rather than exposing the generating formula, and five district calculation units receive zero positions despite the literal one-per-unit interpretation. The calculation-unit universe and treatment of those units therefore remain important to the workbook comparison.</w:t>
+        <w:t>Under the recreated current model, a Principal is generated for an official coded school when reported Division I units reach 15. The IV&amp;V proposed model removes that threshold and provides one Principal for each included school calculation unit. The PEFC workbook stores Principal quantities as precomputed values rather than exposing the generating formula, and five district calculation units receive zero positions despite the literal one-per-unit interpretation. The calculation-unit universe and treatment of those units therefore remain important to the workbook comparison.</w:t>
       </w:r>
     </w:p>
     <w:p>
@@ -9089,21 +9064,7 @@
         <w:rPr>
           <w:rFonts w:ascii="Arial" w:hAnsi="Arial" w:cs="Arial"/>
         </w:rPr>
-        <w:t xml:space="preserve">The current Assistant Principal schedule provides 0.65 of a position at 25 units, one position at 30 units, 1.65 positions at 50 units, two positions at 55 units, and one additional position for every completed 20 units thereafter. The recreated current model applies those thresholds to reported Division I units. The IV&amp;V proposed model applies the same schedule to a broader school-level base consisting of Base Division I positions, Administrative Support Professionals, and Instructional Supports, while retaining the documented fractional awards. The PEFC workbook uses the same schedule but rounds </w:t>
-      </w:r>
-      <w:proofErr w:type="gramStart"/>
-      <w:r>
-        <w:rPr>
-          <w:rFonts w:ascii="Arial" w:hAnsi="Arial" w:cs="Arial"/>
-        </w:rPr>
-        <w:t>the final result</w:t>
-      </w:r>
-      <w:proofErr w:type="gramEnd"/>
-      <w:r>
-        <w:rPr>
-          <w:rFonts w:ascii="Arial" w:hAnsi="Arial" w:cs="Arial"/>
-        </w:rPr>
-        <w:t xml:space="preserve"> down, creating a difference in the treatment of the 0.65 and 1.65 awards.</w:t>
+        <w:t>The current Assistant Principal schedule provides 0.65 of a position at 25 units, one position at 30 units, 1.65 positions at 50 units, two positions at 55 units, and one additional position for every completed 20 units thereafter. The recreated current model applies those thresholds to reported Division I units. The IV&amp;V proposed model applies the same schedule to a broader school-level base consisting of Base Division I positions, Administrative Support Professionals, and Instructional Supports, while retaining the documented fractional awards. The PEFC workbook uses the same schedule but rounds the final result down, creating a difference in the treatment of the 0.65 and 1.65 awards.</w:t>
       </w:r>
     </w:p>
     <w:p>
@@ -9221,16 +9182,15 @@
         <w:rPr>
           <w:rFonts w:ascii="Arial" w:hAnsi="Arial" w:cs="Arial"/>
         </w:rPr>
+        <w:lastRenderedPageBreak/>
         <w:t xml:space="preserve">The current Buildings and Grounds Supervisor rule provides one position when a district reaches 95 custodial units. The proposed model instead provides one position per included LEA. Because the custodial-unit data needed to apply the current threshold are unavailable, a comparable current statewide amount cannot yet be </w:t>
       </w:r>
-      <w:proofErr w:type="gramStart"/>
       <w:r>
         <w:rPr>
           <w:rFonts w:ascii="Arial" w:hAnsi="Arial" w:cs="Arial"/>
         </w:rPr>
-        <w:t>estimated</w:t>
+        <w:t>estimated,</w:t>
       </w:r>
-      <w:proofErr w:type="gramEnd"/>
       <w:r>
         <w:rPr>
           <w:rFonts w:ascii="Arial" w:hAnsi="Arial" w:cs="Arial"/>
@@ -9475,6 +9435,7 @@
         <w:rPr>
           <w:rFonts w:ascii="Arial" w:hAnsi="Arial" w:cs="Arial"/>
         </w:rPr>
+        <w:lastRenderedPageBreak/>
         <w:t>1.6 Evidence-status summary</w:t>
       </w:r>
       <w:bookmarkEnd w:id="11"/>
@@ -11660,6 +11621,7 @@
                 <w:sz w:val="17"/>
                 <w:szCs w:val="17"/>
               </w:rPr>
+              <w:lastRenderedPageBreak/>
               <w:t>Opportunity and Operational Funding</w:t>
             </w:r>
           </w:p>
@@ -11918,14 +11880,12 @@
         </w:rPr>
         <w:t xml:space="preserve"> The current-versus-proposed staffing comparison applies documented rules consistently, but some underlying policy interpretations remain open. </w:t>
       </w:r>
-      <w:proofErr w:type="gramStart"/>
       <w:r>
         <w:rPr>
           <w:rFonts w:ascii="Arial" w:hAnsi="Arial" w:cs="Arial"/>
         </w:rPr>
-        <w:t>In particular, confirmation</w:t>
+        <w:t>Confirmation</w:t>
       </w:r>
-      <w:proofErr w:type="gramEnd"/>
       <w:r>
         <w:rPr>
           <w:rFonts w:ascii="Arial" w:hAnsi="Arial" w:cs="Arial"/>
@@ -12083,6 +12043,7 @@
         <w:rPr>
           <w:rFonts w:ascii="Arial" w:hAnsi="Arial" w:cs="Arial"/>
         </w:rPr>
+        <w:lastRenderedPageBreak/>
         <w:t>2</w:t>
       </w:r>
       <w:r>
@@ -12630,14 +12591,12 @@
         </w:rPr>
         <w:t xml:space="preserve">The primary comparison uses School Year 2025–26 data and a September 30, </w:t>
       </w:r>
-      <w:proofErr w:type="gramStart"/>
       <w:r>
         <w:rPr>
           <w:rFonts w:ascii="Arial" w:hAnsi="Arial" w:cs="Arial"/>
         </w:rPr>
-        <w:t>2025</w:t>
+        <w:t>2025,</w:t>
       </w:r>
-      <w:proofErr w:type="gramEnd"/>
       <w:r>
         <w:rPr>
           <w:rFonts w:ascii="Arial" w:hAnsi="Arial" w:cs="Arial"/>
@@ -12660,6 +12619,7 @@
           <w:color w:val="1F4E78"/>
           <w:sz w:val="18"/>
         </w:rPr>
+        <w:lastRenderedPageBreak/>
         <w:t xml:space="preserve">Exhibit 2. IV&amp;V analysis </w:t>
       </w:r>
       <w:proofErr w:type="gramStart"/>
@@ -13748,6 +13708,7 @@
         <w:rPr>
           <w:rFonts w:ascii="Arial" w:hAnsi="Arial" w:cs="Arial"/>
         </w:rPr>
+        <w:lastRenderedPageBreak/>
         <w:t>3</w:t>
       </w:r>
       <w:r>
@@ -16246,6 +16207,7 @@
         <w:rPr>
           <w:rFonts w:ascii="Arial" w:hAnsi="Arial" w:cs="Arial"/>
         </w:rPr>
+        <w:lastRenderedPageBreak/>
         <w:t>3.3 The largest differences occur outside core teaching</w:t>
       </w:r>
       <w:bookmarkEnd w:id="19"/>
@@ -18657,6 +18619,7 @@
           <w:b/>
           <w:bCs/>
         </w:rPr>
+        <w:lastRenderedPageBreak/>
         <w:t>Assistant Principals</w:t>
       </w:r>
       <w:r>
@@ -18669,21 +18632,7 @@
         <w:rPr>
           <w:rFonts w:ascii="Arial" w:hAnsi="Arial" w:cs="Arial"/>
         </w:rPr>
-        <w:t xml:space="preserve">increase by 132.85 positions and $17.8 million. Both models use the same threshold schedule but apply it to different staffing bases. The recreated current model uses reported Division I units, while the proposed model uses Base </w:t>
-      </w:r>
-      <w:proofErr w:type="gramStart"/>
-      <w:r>
-        <w:rPr>
-          <w:rFonts w:ascii="Arial" w:hAnsi="Arial" w:cs="Arial"/>
-        </w:rPr>
-        <w:t>Division</w:t>
-      </w:r>
-      <w:proofErr w:type="gramEnd"/>
-      <w:r>
-        <w:rPr>
-          <w:rFonts w:ascii="Arial" w:hAnsi="Arial" w:cs="Arial"/>
-        </w:rPr>
-        <w:t xml:space="preserve"> I positions plus Administrative Support Professionals and Instructional Supports. For districts, where school calculation units remain unchanged, this broader base allows more schools to cross higher staffing thresholds. For some charters, dividing an organization into multiple building-level calculation units slightly reduces the proposed total</w:t>
+        <w:t>increase by 132.85 positions and $17.8 million. Both models use the same threshold schedule but apply it to different staffing bases. The recreated current model uses reported Division I units, while the proposed model uses Base Division I positions plus Administrative Support Professionals and Instructional Supports. For districts, where school calculation units remain unchanged, this broader base allows more schools to cross higher staffing thresholds. For some charters, dividing an organization into multiple building-level calculation units slightly reduces the proposed total</w:t>
       </w:r>
       <w:r>
         <w:rPr>
@@ -18821,21 +18770,7 @@
         <w:rPr>
           <w:rFonts w:ascii="Arial" w:hAnsi="Arial" w:cs="Arial"/>
         </w:rPr>
-        <w:t xml:space="preserve">increase by 30 positions and $4.6 million. The recreated current model provides one Principal only when an official coded school has at least 15 Division I units. The proposed model provides one Principal for every district school code and charter building calculation unit. Of the 30-position increase, 24 </w:t>
-      </w:r>
-      <w:proofErr w:type="gramStart"/>
-      <w:r>
-        <w:rPr>
-          <w:rFonts w:ascii="Arial" w:hAnsi="Arial" w:cs="Arial"/>
-        </w:rPr>
-        <w:t>result</w:t>
-      </w:r>
-      <w:proofErr w:type="gramEnd"/>
-      <w:r>
-        <w:rPr>
-          <w:rFonts w:ascii="Arial" w:hAnsi="Arial" w:cs="Arial"/>
-        </w:rPr>
-        <w:t xml:space="preserve"> from using additional charter building units beyond the 24 official charter organization codes, and six result from removing the 15-unit threshold for five district schools and one charter</w:t>
+        <w:t>increase by 30 positions and $4.6 million. The recreated current model provides one Principal only when an official coded school has at least 15 Division I units. The proposed model provides one Principal for every district school code and charter building calculation unit. Of the 30-position increase, 24 result from using additional charter building units beyond the 24 official charter organization codes, and six result from removing the 15-unit threshold for five district schools and one charter</w:t>
       </w:r>
       <w:r>
         <w:rPr>
@@ -18971,6 +18906,7 @@
         <w:rPr>
           <w:rFonts w:ascii="Arial" w:hAnsi="Arial" w:cs="Arial"/>
         </w:rPr>
+        <w:lastRenderedPageBreak/>
         <w:t xml:space="preserve">3.4 Principals illustrate why calculation </w:t>
       </w:r>
       <w:proofErr w:type="gramStart"/>
@@ -19392,27 +19328,7 @@
                 <w:sz w:val="17"/>
                 <w:szCs w:val="17"/>
               </w:rPr>
-              <w:t xml:space="preserve">The proposed model uses 48 charter building-level calculation units rather than 24 official charter organization codes, adding 24 units eligible for a </w:t>
-            </w:r>
-            <w:proofErr w:type="gramStart"/>
-            <w:r>
-              <w:rPr>
-                <w:rFonts w:ascii="Arial" w:hAnsi="Arial" w:cs="Arial"/>
-                <w:color w:val="000000"/>
-                <w:sz w:val="17"/>
-                <w:szCs w:val="17"/>
-              </w:rPr>
-              <w:t>Principal</w:t>
-            </w:r>
-            <w:proofErr w:type="gramEnd"/>
-            <w:r>
-              <w:rPr>
-                <w:rFonts w:ascii="Arial" w:hAnsi="Arial" w:cs="Arial"/>
-                <w:color w:val="000000"/>
-                <w:sz w:val="17"/>
-                <w:szCs w:val="17"/>
-              </w:rPr>
-              <w:t>.</w:t>
+              <w:t>The proposed model uses 48 charter building-level calculation units rather than 24 official charter organization codes, adding 24 units eligible for a Principal.</w:t>
             </w:r>
           </w:p>
         </w:tc>
@@ -19667,21 +19583,7 @@
         <w:rPr>
           <w:rFonts w:ascii="Arial" w:hAnsi="Arial" w:cs="Arial"/>
         </w:rPr>
-        <w:t xml:space="preserve">The bridge shows that 24 of the 30 additional positions result from using 48 charter building-level calculation units rather than 24 official charter organization codes. The remaining six result from removing the current 15-unit minimum, which allows Capital Early Childhood Center, Pulaski Early Education Center, Stubbs Early Education Center, </w:t>
-      </w:r>
-      <w:proofErr w:type="spellStart"/>
-      <w:r>
-        <w:rPr>
-          <w:rFonts w:ascii="Arial" w:hAnsi="Arial" w:cs="Arial"/>
-        </w:rPr>
-        <w:t>DelCastle</w:t>
-      </w:r>
-      <w:proofErr w:type="spellEnd"/>
-      <w:r>
-        <w:rPr>
-          <w:rFonts w:ascii="Arial" w:hAnsi="Arial" w:cs="Arial"/>
-        </w:rPr>
-        <w:t xml:space="preserve"> ILC, First State School, and BASSE to receive Principal positions</w:t>
+        <w:t>The bridge shows that 24 of the 30 additional positions result from using 48 charter building-level calculation units rather than 24 official charter organization codes. The remaining six result from removing the current 15-unit minimum, which allows Capital Early Childhood Center, Pulaski Early Education Center, Stubbs Early Education Center, DelCastle ILC, First State School, and BASSE to receive Principal positions</w:t>
       </w:r>
       <w:r>
         <w:rPr>
@@ -20699,6 +20601,7 @@
                 <w:sz w:val="17"/>
                 <w:szCs w:val="17"/>
               </w:rPr>
+              <w:lastRenderedPageBreak/>
               <w:t>All LEAs</w:t>
             </w:r>
           </w:p>
@@ -21187,6 +21090,7 @@
         <w:rPr>
           <w:rFonts w:ascii="Arial" w:hAnsi="Arial" w:cs="Arial"/>
         </w:rPr>
+        <w:lastRenderedPageBreak/>
         <w:t>4. How Do Opportunity and Operational Funding Work?</w:t>
       </w:r>
       <w:bookmarkEnd w:id="22"/>
@@ -23173,6 +23077,7 @@
                 <w:b/>
                 <w:color w:val="1F4E78"/>
               </w:rPr>
+              <w:lastRenderedPageBreak/>
               <w:t>Rate calculation</w:t>
             </w:r>
           </w:p>
@@ -25006,6 +24911,7 @@
                 <w:sz w:val="17"/>
                 <w:szCs w:val="17"/>
               </w:rPr>
+              <w:lastRenderedPageBreak/>
               <w:t>Operational</w:t>
             </w:r>
           </w:p>
@@ -26571,6 +26477,7 @@
           <w:color w:val="1F4E78"/>
           <w:sz w:val="18"/>
         </w:rPr>
+        <w:lastRenderedPageBreak/>
         <w:t>Figure 4. Composition of proposed weighted funding by charter LEA</w:t>
       </w:r>
     </w:p>
@@ -26795,7 +26702,14 @@
         <w:rPr>
           <w:rFonts w:ascii="Arial" w:hAnsi="Arial" w:cs="Arial"/>
         </w:rPr>
-        <w:t xml:space="preserve"> Odyssey and ASPIRA rank second and third in enrollment but first and second in funding. Charter School of Wilmington is the clearest exception: it ranks sixth in enrollment but 21st in funding. Conversely, Edison ranks 14th in enrollment but fifth in funding.</w:t>
+        <w:t xml:space="preserve"> Odyssey and ASPIRA rank second and third in enrollment </w:t>
+      </w:r>
+      <w:r>
+        <w:rPr>
+          <w:rFonts w:ascii="Arial" w:hAnsi="Arial" w:cs="Arial"/>
+        </w:rPr>
+        <w:lastRenderedPageBreak/>
+        <w:t>but first and second in funding. Charter School of Wilmington is the clearest exception: it ranks sixth in enrollment but 21st in funding. Conversely, Edison ranks 14th in enrollment but fifth in funding.</w:t>
       </w:r>
     </w:p>
     <w:tbl>
@@ -27087,6 +27001,7 @@
         <w:rPr>
           <w:rFonts w:ascii="Arial" w:hAnsi="Arial" w:cs="Arial"/>
         </w:rPr>
+        <w:lastRenderedPageBreak/>
         <w:t>5.</w:t>
       </w:r>
       <w:r>
@@ -28400,7 +28315,6 @@
                 <w:szCs w:val="17"/>
               </w:rPr>
             </w:pPr>
-            <w:proofErr w:type="spellStart"/>
             <w:r>
               <w:rPr>
                 <w:rFonts w:ascii="Arial" w:hAnsi="Arial" w:cs="Arial"/>
@@ -28408,17 +28322,7 @@
                 <w:sz w:val="17"/>
                 <w:szCs w:val="17"/>
               </w:rPr>
-              <w:t>DelCastle</w:t>
-            </w:r>
-            <w:proofErr w:type="spellEnd"/>
-            <w:r>
-              <w:rPr>
-                <w:rFonts w:ascii="Arial" w:hAnsi="Arial" w:cs="Arial"/>
-                <w:color w:val="000000"/>
-                <w:sz w:val="17"/>
-                <w:szCs w:val="17"/>
-              </w:rPr>
-              <w:t xml:space="preserve"> ILC receives zero in the workbook.</w:t>
+              <w:t>DelCastle ILC receives zero in the workbook.</w:t>
             </w:r>
           </w:p>
         </w:tc>
@@ -28831,6 +28735,7 @@
         <w:rPr>
           <w:rFonts w:ascii="Arial" w:hAnsi="Arial" w:cs="Arial"/>
         </w:rPr>
+        <w:lastRenderedPageBreak/>
         <w:t>The primary-scope difference instead comes from five district school-code units for which the workbook carries zero principal positions. The IV&amp;V applies the proposed rule literally by assigning one principal to each included school calculation unit</w:t>
       </w:r>
       <w:r>
@@ -29606,6 +29511,7 @@
         <w:rPr>
           <w:rFonts w:ascii="Arial" w:hAnsi="Arial" w:cs="Arial"/>
         </w:rPr>
+        <w:lastRenderedPageBreak/>
         <w:t xml:space="preserve">The Instructional Supports difference does not reflect a different percentage: both implementations use 20%. For some multi-building charters, the workbook’s building-level bases exclude net vocational positions recorded only at the charter level. For example, Newark Charter’s building bases total 205.87 positions and produce 41.17 Instructional Supports positions. Including its 4.04 net vocational positions raises the IV&amp;V base to 209.91 and the allocation to 41.98, a difference of 0.81 position. </w:t>
       </w:r>
       <w:r>
@@ -29879,6 +29785,7 @@
         <w:rPr>
           <w:rFonts w:ascii="Arial" w:hAnsi="Arial" w:cs="Arial"/>
         </w:rPr>
+        <w:lastRenderedPageBreak/>
         <w:t>6.</w:t>
       </w:r>
       <w:r>
@@ -31422,6 +31329,7 @@
         <w:rPr>
           <w:rFonts w:ascii="Arial" w:hAnsi="Arial" w:cs="Arial"/>
         </w:rPr>
+        <w:lastRenderedPageBreak/>
         <w:t>7.</w:t>
       </w:r>
       <w:r>
@@ -32553,6 +32461,7 @@
           <w:b/>
           <w:bCs/>
         </w:rPr>
+        <w:lastRenderedPageBreak/>
         <w:t>Current Law/Operations</w:t>
       </w:r>
       <w:r>
@@ -32823,6 +32732,7 @@
         <w:rPr>
           <w:rFonts w:ascii="Arial" w:hAnsi="Arial" w:cs="Arial"/>
         </w:rPr>
+        <w:lastRenderedPageBreak/>
         <w:t>As recommendations are adopted, revised, or reconciled, the Technical Reference should be updated first to record the governing authority, effective date, and approved rule. The calculator’s labels, documentation, logic, and data should then be adjusted as necessary, and its outputs revalidated against approved sources and expected reconciliation totals. Once the proposed rules are approved and the remaining inputs are resolved, the calculator can provide DDOE, school districts, charter schools, policymakers, analysts, and the public with a consistent and accessible tool for applying the approved funding structure and evaluating future scenarios.</w:t>
       </w:r>
     </w:p>
@@ -32845,6 +32755,7 @@
         <w:rPr>
           <w:rFonts w:ascii="Arial" w:hAnsi="Arial" w:cs="Arial"/>
         </w:rPr>
+        <w:lastRenderedPageBreak/>
         <w:t>Technical Appendices</w:t>
       </w:r>
       <w:bookmarkEnd w:id="39"/>
@@ -33182,25 +33093,7 @@
                 <w:sz w:val="17"/>
                 <w:szCs w:val="17"/>
               </w:rPr>
-              <w:t xml:space="preserve">Uses reported Unit Count Division I </w:t>
-            </w:r>
-            <w:proofErr w:type="gramStart"/>
-            <w:r>
-              <w:rPr>
-                <w:rFonts w:ascii="Arial" w:hAnsi="Arial" w:cs="Arial"/>
-                <w:sz w:val="17"/>
-                <w:szCs w:val="17"/>
-              </w:rPr>
-              <w:t>teaching</w:t>
-            </w:r>
-            <w:proofErr w:type="gramEnd"/>
-            <w:r>
-              <w:rPr>
-                <w:rFonts w:ascii="Arial" w:hAnsi="Arial" w:cs="Arial"/>
-                <w:sz w:val="17"/>
-                <w:szCs w:val="17"/>
-              </w:rPr>
-              <w:t xml:space="preserve"> quantities.</w:t>
+              <w:t>Uses reported Unit Count Division I teaching quantities.</w:t>
             </w:r>
           </w:p>
         </w:tc>
@@ -34877,6 +34770,7 @@
                 <w:sz w:val="17"/>
                 <w:szCs w:val="17"/>
               </w:rPr>
+              <w:lastRenderedPageBreak/>
               <w:t>Food Services Supervisor</w:t>
             </w:r>
           </w:p>
@@ -36505,7 +36399,7 @@
 </file>
 
 <file path=word/endnotes.xml><?xml version="1.0" encoding="utf-8"?>
-<w:endnotes xmlns:wpc="http://schemas.microsoft.com/office/word/2010/wordprocessingCanvas" xmlns:cx="http://schemas.microsoft.com/office/drawing/2014/chartex" xmlns:cx1="http://schemas.microsoft.com/office/drawing/2015/9/8/chartex" xmlns:cx2="http://schemas.microsoft.com/office/drawing/2015/10/21/chartex" xmlns:cx3="http://schemas.microsoft.com/office/drawing/2016/5/9/chartex" xmlns:cx4="http://schemas.microsoft.com/office/drawing/2016/5/10/chartex" xmlns:cx5="http://schemas.microsoft.com/office/drawing/2016/5/11/chartex" xmlns:cx6="http://schemas.microsoft.com/office/drawing/2016/5/12/chartex" xmlns:cx7="http://schemas.microsoft.com/office/drawing/2016/5/13/chartex" xmlns:cx8="http://schemas.microsoft.com/office/drawing/2016/5/14/chartex" xmlns:mc="http://schemas.openxmlformats.org/markup-compatibility/2006" xmlns:aink="http://schemas.microsoft.com/office/drawing/2016/ink" xmlns:am3d="http://schemas.microsoft.com/office/drawing/2017/model3d" xmlns:o="urn:schemas-microsoft-com:office:office" xmlns:oel="http://schemas.microsoft.com/office/2019/extlst" xmlns:r="http://schemas.openxmlformats.org/officeDocument/2006/relationships" xmlns:m="http://schemas.openxmlformats.org/officeDocument/2006/math" xmlns:v="urn:schemas-microsoft-com:vml" xmlns:wp14="http://schemas.microsoft.com/office/word/2010/wordprocessingDrawing" xmlns:wp="http://schemas.openxmlformats.org/drawingml/2006/wordprocessingDrawing" xmlns:w10="urn:schemas-microsoft-com:office:word" xmlns:w="http://schemas.openxmlformats.org/wordprocessingml/2006/main" xmlns:w14="http://schemas.microsoft.com/office/word/2010/wordml" xmlns:w15="http://schemas.microsoft.com/office/word/2012/wordml" xmlns:w16cex="http://schemas.microsoft.com/office/word/2018/wordml/cex" xmlns:w16cid="http://schemas.microsoft.com/office/word/2016/wordml/cid" xmlns:w16="http://schemas.microsoft.com/office/word/2018/wordml" xmlns:w16du="http://schemas.microsoft.com/office/word/2023/wordml/word16du" xmlns:w16sdtdh="http://schemas.microsoft.com/office/word/2020/wordml/sdtdatahash" xmlns:w16sdtfl="http://schemas.microsoft.com/office/word/2024/wordml/sdtformatlock" xmlns:w16se="http://schemas.microsoft.com/office/word/2015/wordml/symex" xmlns:wpg="http://schemas.microsoft.com/office/word/2010/wordprocessingGroup" xmlns:wpi="http://schemas.microsoft.com/office/word/2010/wordprocessingInk" xmlns:wne="http://schemas.microsoft.com/office/word/2006/wordml" xmlns:wps="http://schemas.microsoft.com/office/word/2010/wordprocessingShape" mc:Ignorable="w14 w15 w16se w16cid w16 w16cex w16sdtdh w16sdtfl w16du wp14">
+<w:endnotes xmlns:wpc="http://schemas.microsoft.com/office/word/2010/wordprocessingCanvas" xmlns:cx="http://schemas.microsoft.com/office/drawing/2014/chartex" xmlns:cx1="http://schemas.microsoft.com/office/drawing/2015/9/8/chartex" xmlns:cx2="http://schemas.microsoft.com/office/drawing/2015/10/21/chartex" xmlns:cx3="http://schemas.microsoft.com/office/drawing/2016/5/9/chartex" xmlns:cx4="http://schemas.microsoft.com/office/drawing/2016/5/10/chartex" xmlns:cx5="http://schemas.microsoft.com/office/drawing/2016/5/11/chartex" xmlns:cx6="http://schemas.microsoft.com/office/drawing/2016/5/12/chartex" xmlns:cx7="http://schemas.microsoft.com/office/drawing/2016/5/13/chartex" xmlns:cx8="http://schemas.microsoft.com/office/drawing/2016/5/14/chartex" xmlns:mc="http://schemas.openxmlformats.org/markup-compatibility/2006" xmlns:m="http://schemas.openxmlformats.org/officeDocument/2006/math" xmlns:aink="http://schemas.microsoft.com/office/drawing/2016/ink" xmlns:am3d="http://schemas.microsoft.com/office/drawing/2017/model3d" xmlns:oel="http://schemas.microsoft.com/office/2019/extlst" xmlns:r="http://schemas.openxmlformats.org/officeDocument/2006/relationships" xmlns:wp14="http://schemas.microsoft.com/office/word/2010/wordprocessingDrawing" xmlns:wp="http://schemas.openxmlformats.org/drawingml/2006/wordprocessingDrawing" xmlns:wpg="http://schemas.microsoft.com/office/word/2010/wordprocessingGroup" xmlns:wpi="http://schemas.microsoft.com/office/word/2010/wordprocessingInk" xmlns:wps="http://schemas.microsoft.com/office/word/2010/wordprocessingShape" xmlns:o="urn:schemas-microsoft-com:office:office" xmlns:v="urn:schemas-microsoft-com:vml" xmlns:w10="urn:schemas-microsoft-com:office:word" xmlns:w="http://schemas.openxmlformats.org/wordprocessingml/2006/main" xmlns:w14="http://schemas.microsoft.com/office/word/2010/wordml" xmlns:w15="http://schemas.microsoft.com/office/word/2012/wordml" xmlns:w16cex="http://schemas.microsoft.com/office/word/2018/wordml/cex" xmlns:w16cid="http://schemas.microsoft.com/office/word/2016/wordml/cid" xmlns:w16="http://schemas.microsoft.com/office/word/2018/wordml" xmlns:w16sdtdh="http://schemas.microsoft.com/office/word/2020/wordml/sdtdatahash" xmlns:w16sdtfl="http://schemas.microsoft.com/office/word/2024/wordml/sdtformatlock" xmlns:w16se="http://schemas.microsoft.com/office/word/2015/wordml/symex" xmlns:w16du="http://schemas.microsoft.com/office/word/2023/wordml/word16du" xmlns:wne="http://schemas.microsoft.com/office/word/2006/wordml" mc:Ignorable="w14 w15 w16se w16cid w16 w16cex w16sdtdh w16sdtfl w16du wp14">
   <w:endnote w:type="separator" w:id="-1">
     <w:p>
       <w:pPr>
@@ -36530,7 +36424,7 @@
 </file>
 
 <file path=word/footer1.xml><?xml version="1.0" encoding="utf-8"?>
-<w:ftr xmlns:wpc="http://schemas.microsoft.com/office/word/2010/wordprocessingCanvas" xmlns:cx="http://schemas.microsoft.com/office/drawing/2014/chartex" xmlns:cx1="http://schemas.microsoft.com/office/drawing/2015/9/8/chartex" xmlns:cx2="http://schemas.microsoft.com/office/drawing/2015/10/21/chartex" xmlns:cx3="http://schemas.microsoft.com/office/drawing/2016/5/9/chartex" xmlns:cx4="http://schemas.microsoft.com/office/drawing/2016/5/10/chartex" xmlns:cx5="http://schemas.microsoft.com/office/drawing/2016/5/11/chartex" xmlns:cx6="http://schemas.microsoft.com/office/drawing/2016/5/12/chartex" xmlns:cx7="http://schemas.microsoft.com/office/drawing/2016/5/13/chartex" xmlns:cx8="http://schemas.microsoft.com/office/drawing/2016/5/14/chartex" xmlns:mc="http://schemas.openxmlformats.org/markup-compatibility/2006" xmlns:aink="http://schemas.microsoft.com/office/drawing/2016/ink" xmlns:am3d="http://schemas.microsoft.com/office/drawing/2017/model3d" xmlns:o="urn:schemas-microsoft-com:office:office" xmlns:oel="http://schemas.microsoft.com/office/2019/extlst" xmlns:r="http://schemas.openxmlformats.org/officeDocument/2006/relationships" xmlns:m="http://schemas.openxmlformats.org/officeDocument/2006/math" xmlns:v="urn:schemas-microsoft-com:vml" xmlns:wp14="http://schemas.microsoft.com/office/word/2010/wordprocessingDrawing" xmlns:wp="http://schemas.openxmlformats.org/drawingml/2006/wordprocessingDrawing" xmlns:w10="urn:schemas-microsoft-com:office:word" xmlns:w="http://schemas.openxmlformats.org/wordprocessingml/2006/main" xmlns:w14="http://schemas.microsoft.com/office/word/2010/wordml" xmlns:w15="http://schemas.microsoft.com/office/word/2012/wordml" xmlns:w16cex="http://schemas.microsoft.com/office/word/2018/wordml/cex" xmlns:w16cid="http://schemas.microsoft.com/office/word/2016/wordml/cid" xmlns:w16="http://schemas.microsoft.com/office/word/2018/wordml" xmlns:w16du="http://schemas.microsoft.com/office/word/2023/wordml/word16du" xmlns:w16sdtdh="http://schemas.microsoft.com/office/word/2020/wordml/sdtdatahash" xmlns:w16sdtfl="http://schemas.microsoft.com/office/word/2024/wordml/sdtformatlock" xmlns:w16se="http://schemas.microsoft.com/office/word/2015/wordml/symex" xmlns:wpg="http://schemas.microsoft.com/office/word/2010/wordprocessingGroup" xmlns:wpi="http://schemas.microsoft.com/office/word/2010/wordprocessingInk" xmlns:wne="http://schemas.microsoft.com/office/word/2006/wordml" xmlns:wps="http://schemas.microsoft.com/office/word/2010/wordprocessingShape" mc:Ignorable="w14 w15 w16se w16cid w16 w16cex w16sdtdh w16sdtfl w16du wp14">
+<w:ftr xmlns:wpc="http://schemas.microsoft.com/office/word/2010/wordprocessingCanvas" xmlns:cx="http://schemas.microsoft.com/office/drawing/2014/chartex" xmlns:cx1="http://schemas.microsoft.com/office/drawing/2015/9/8/chartex" xmlns:cx2="http://schemas.microsoft.com/office/drawing/2015/10/21/chartex" xmlns:cx3="http://schemas.microsoft.com/office/drawing/2016/5/9/chartex" xmlns:cx4="http://schemas.microsoft.com/office/drawing/2016/5/10/chartex" xmlns:cx5="http://schemas.microsoft.com/office/drawing/2016/5/11/chartex" xmlns:cx6="http://schemas.microsoft.com/office/drawing/2016/5/12/chartex" xmlns:cx7="http://schemas.microsoft.com/office/drawing/2016/5/13/chartex" xmlns:cx8="http://schemas.microsoft.com/office/drawing/2016/5/14/chartex" xmlns:mc="http://schemas.openxmlformats.org/markup-compatibility/2006" xmlns:m="http://schemas.openxmlformats.org/officeDocument/2006/math" xmlns:aink="http://schemas.microsoft.com/office/drawing/2016/ink" xmlns:am3d="http://schemas.microsoft.com/office/drawing/2017/model3d" xmlns:oel="http://schemas.microsoft.com/office/2019/extlst" xmlns:r="http://schemas.openxmlformats.org/officeDocument/2006/relationships" xmlns:wp14="http://schemas.microsoft.com/office/word/2010/wordprocessingDrawing" xmlns:wp="http://schemas.openxmlformats.org/drawingml/2006/wordprocessingDrawing" xmlns:wpg="http://schemas.microsoft.com/office/word/2010/wordprocessingGroup" xmlns:wpi="http://schemas.microsoft.com/office/word/2010/wordprocessingInk" xmlns:wps="http://schemas.microsoft.com/office/word/2010/wordprocessingShape" xmlns:o="urn:schemas-microsoft-com:office:office" xmlns:v="urn:schemas-microsoft-com:vml" xmlns:w10="urn:schemas-microsoft-com:office:word" xmlns:w="http://schemas.openxmlformats.org/wordprocessingml/2006/main" xmlns:w14="http://schemas.microsoft.com/office/word/2010/wordml" xmlns:w15="http://schemas.microsoft.com/office/word/2012/wordml" xmlns:w16cex="http://schemas.microsoft.com/office/word/2018/wordml/cex" xmlns:w16cid="http://schemas.microsoft.com/office/word/2016/wordml/cid" xmlns:w16="http://schemas.microsoft.com/office/word/2018/wordml" xmlns:w16sdtdh="http://schemas.microsoft.com/office/word/2020/wordml/sdtdatahash" xmlns:w16sdtfl="http://schemas.microsoft.com/office/word/2024/wordml/sdtformatlock" xmlns:w16se="http://schemas.microsoft.com/office/word/2015/wordml/symex" xmlns:w16du="http://schemas.microsoft.com/office/word/2023/wordml/word16du" xmlns:wne="http://schemas.microsoft.com/office/word/2006/wordml" mc:Ignorable="w14 w15 w16se w16cid w16 w16cex w16sdtdh w16sdtfl w16du wp14">
   <w:p>
     <w:pPr>
       <w:pStyle w:val="Footer"/>
@@ -36573,7 +36467,7 @@
 </file>
 
 <file path=word/footnotes.xml><?xml version="1.0" encoding="utf-8"?>
-<w:footnotes xmlns:wpc="http://schemas.microsoft.com/office/word/2010/wordprocessingCanvas" xmlns:cx="http://schemas.microsoft.com/office/drawing/2014/chartex" xmlns:cx1="http://schemas.microsoft.com/office/drawing/2015/9/8/chartex" xmlns:cx2="http://schemas.microsoft.com/office/drawing/2015/10/21/chartex" xmlns:cx3="http://schemas.microsoft.com/office/drawing/2016/5/9/chartex" xmlns:cx4="http://schemas.microsoft.com/office/drawing/2016/5/10/chartex" xmlns:cx5="http://schemas.microsoft.com/office/drawing/2016/5/11/chartex" xmlns:cx6="http://schemas.microsoft.com/office/drawing/2016/5/12/chartex" xmlns:cx7="http://schemas.microsoft.com/office/drawing/2016/5/13/chartex" xmlns:cx8="http://schemas.microsoft.com/office/drawing/2016/5/14/chartex" xmlns:mc="http://schemas.openxmlformats.org/markup-compatibility/2006" xmlns:aink="http://schemas.microsoft.com/office/drawing/2016/ink" xmlns:am3d="http://schemas.microsoft.com/office/drawing/2017/model3d" xmlns:o="urn:schemas-microsoft-com:office:office" xmlns:oel="http://schemas.microsoft.com/office/2019/extlst" xmlns:r="http://schemas.openxmlformats.org/officeDocument/2006/relationships" xmlns:m="http://schemas.openxmlformats.org/officeDocument/2006/math" xmlns:v="urn:schemas-microsoft-com:vml" xmlns:wp14="http://schemas.microsoft.com/office/word/2010/wordprocessingDrawing" xmlns:wp="http://schemas.openxmlformats.org/drawingml/2006/wordprocessingDrawing" xmlns:w10="urn:schemas-microsoft-com:office:word" xmlns:w="http://schemas.openxmlformats.org/wordprocessingml/2006/main" xmlns:w14="http://schemas.microsoft.com/office/word/2010/wordml" xmlns:w15="http://schemas.microsoft.com/office/word/2012/wordml" xmlns:w16cex="http://schemas.microsoft.com/office/word/2018/wordml/cex" xmlns:w16cid="http://schemas.microsoft.com/office/word/2016/wordml/cid" xmlns:w16="http://schemas.microsoft.com/office/word/2018/wordml" xmlns:w16du="http://schemas.microsoft.com/office/word/2023/wordml/word16du" xmlns:w16sdtdh="http://schemas.microsoft.com/office/word/2020/wordml/sdtdatahash" xmlns:w16sdtfl="http://schemas.microsoft.com/office/word/2024/wordml/sdtformatlock" xmlns:w16se="http://schemas.microsoft.com/office/word/2015/wordml/symex" xmlns:wpg="http://schemas.microsoft.com/office/word/2010/wordprocessingGroup" xmlns:wpi="http://schemas.microsoft.com/office/word/2010/wordprocessingInk" xmlns:wne="http://schemas.microsoft.com/office/word/2006/wordml" xmlns:wps="http://schemas.microsoft.com/office/word/2010/wordprocessingShape" mc:Ignorable="w14 w15 w16se w16cid w16 w16cex w16sdtdh w16sdtfl w16du wp14">
+<w:footnotes xmlns:wpc="http://schemas.microsoft.com/office/word/2010/wordprocessingCanvas" xmlns:cx="http://schemas.microsoft.com/office/drawing/2014/chartex" xmlns:cx1="http://schemas.microsoft.com/office/drawing/2015/9/8/chartex" xmlns:cx2="http://schemas.microsoft.com/office/drawing/2015/10/21/chartex" xmlns:cx3="http://schemas.microsoft.com/office/drawing/2016/5/9/chartex" xmlns:cx4="http://schemas.microsoft.com/office/drawing/2016/5/10/chartex" xmlns:cx5="http://schemas.microsoft.com/office/drawing/2016/5/11/chartex" xmlns:cx6="http://schemas.microsoft.com/office/drawing/2016/5/12/chartex" xmlns:cx7="http://schemas.microsoft.com/office/drawing/2016/5/13/chartex" xmlns:cx8="http://schemas.microsoft.com/office/drawing/2016/5/14/chartex" xmlns:mc="http://schemas.openxmlformats.org/markup-compatibility/2006" xmlns:m="http://schemas.openxmlformats.org/officeDocument/2006/math" xmlns:aink="http://schemas.microsoft.com/office/drawing/2016/ink" xmlns:am3d="http://schemas.microsoft.com/office/drawing/2017/model3d" xmlns:oel="http://schemas.microsoft.com/office/2019/extlst" xmlns:r="http://schemas.openxmlformats.org/officeDocument/2006/relationships" xmlns:wp14="http://schemas.microsoft.com/office/word/2010/wordprocessingDrawing" xmlns:wp="http://schemas.openxmlformats.org/drawingml/2006/wordprocessingDrawing" xmlns:wpg="http://schemas.microsoft.com/office/word/2010/wordprocessingGroup" xmlns:wpi="http://schemas.microsoft.com/office/word/2010/wordprocessingInk" xmlns:wps="http://schemas.microsoft.com/office/word/2010/wordprocessingShape" xmlns:o="urn:schemas-microsoft-com:office:office" xmlns:v="urn:schemas-microsoft-com:vml" xmlns:w10="urn:schemas-microsoft-com:office:word" xmlns:w="http://schemas.openxmlformats.org/wordprocessingml/2006/main" xmlns:w14="http://schemas.microsoft.com/office/word/2010/wordml" xmlns:w15="http://schemas.microsoft.com/office/word/2012/wordml" xmlns:w16cex="http://schemas.microsoft.com/office/word/2018/wordml/cex" xmlns:w16cid="http://schemas.microsoft.com/office/word/2016/wordml/cid" xmlns:w16="http://schemas.microsoft.com/office/word/2018/wordml" xmlns:w16sdtdh="http://schemas.microsoft.com/office/word/2020/wordml/sdtdatahash" xmlns:w16sdtfl="http://schemas.microsoft.com/office/word/2024/wordml/sdtformatlock" xmlns:w16se="http://schemas.microsoft.com/office/word/2015/wordml/symex" xmlns:w16du="http://schemas.microsoft.com/office/word/2023/wordml/word16du" xmlns:wne="http://schemas.microsoft.com/office/word/2006/wordml" mc:Ignorable="w14 w15 w16se w16cid w16 w16cex w16sdtdh w16sdtfl w16du wp14">
   <w:footnote w:type="separator" w:id="-1">
     <w:p>
       <w:pPr>
@@ -36598,7 +36492,7 @@
 </file>
 
 <file path=word/header1.xml><?xml version="1.0" encoding="utf-8"?>
-<w:hdr xmlns:wpc="http://schemas.microsoft.com/office/word/2010/wordprocessingCanvas" xmlns:cx="http://schemas.microsoft.com/office/drawing/2014/chartex" xmlns:cx1="http://schemas.microsoft.com/office/drawing/2015/9/8/chartex" xmlns:cx2="http://schemas.microsoft.com/office/drawing/2015/10/21/chartex" xmlns:cx3="http://schemas.microsoft.com/office/drawing/2016/5/9/chartex" xmlns:cx4="http://schemas.microsoft.com/office/drawing/2016/5/10/chartex" xmlns:cx5="http://schemas.microsoft.com/office/drawing/2016/5/11/chartex" xmlns:cx6="http://schemas.microsoft.com/office/drawing/2016/5/12/chartex" xmlns:cx7="http://schemas.microsoft.com/office/drawing/2016/5/13/chartex" xmlns:cx8="http://schemas.microsoft.com/office/drawing/2016/5/14/chartex" xmlns:mc="http://schemas.openxmlformats.org/markup-compatibility/2006" xmlns:aink="http://schemas.microsoft.com/office/drawing/2016/ink" xmlns:am3d="http://schemas.microsoft.com/office/drawing/2017/model3d" xmlns:o="urn:schemas-microsoft-com:office:office" xmlns:oel="http://schemas.microsoft.com/office/2019/extlst" xmlns:r="http://schemas.openxmlformats.org/officeDocument/2006/relationships" xmlns:m="http://schemas.openxmlformats.org/officeDocument/2006/math" xmlns:v="urn:schemas-microsoft-com:vml" xmlns:wp14="http://schemas.microsoft.com/office/word/2010/wordprocessingDrawing" xmlns:wp="http://schemas.openxmlformats.org/drawingml/2006/wordprocessingDrawing" xmlns:w10="urn:schemas-microsoft-com:office:word" xmlns:w="http://schemas.openxmlformats.org/wordprocessingml/2006/main" xmlns:w14="http://schemas.microsoft.com/office/word/2010/wordml" xmlns:w15="http://schemas.microsoft.com/office/word/2012/wordml" xmlns:w16cex="http://schemas.microsoft.com/office/word/2018/wordml/cex" xmlns:w16cid="http://schemas.microsoft.com/office/word/2016/wordml/cid" xmlns:w16="http://schemas.microsoft.com/office/word/2018/wordml" xmlns:w16du="http://schemas.microsoft.com/office/word/2023/wordml/word16du" xmlns:w16sdtdh="http://schemas.microsoft.com/office/word/2020/wordml/sdtdatahash" xmlns:w16sdtfl="http://schemas.microsoft.com/office/word/2024/wordml/sdtformatlock" xmlns:w16se="http://schemas.microsoft.com/office/word/2015/wordml/symex" xmlns:wpg="http://schemas.microsoft.com/office/word/2010/wordprocessingGroup" xmlns:wpi="http://schemas.microsoft.com/office/word/2010/wordprocessingInk" xmlns:wne="http://schemas.microsoft.com/office/word/2006/wordml" xmlns:wps="http://schemas.microsoft.com/office/word/2010/wordprocessingShape" mc:Ignorable="w14 w15 w16se w16cid w16 w16cex w16sdtdh w16sdtfl w16du wp14">
+<w:hdr xmlns:wpc="http://schemas.microsoft.com/office/word/2010/wordprocessingCanvas" xmlns:cx="http://schemas.microsoft.com/office/drawing/2014/chartex" xmlns:cx1="http://schemas.microsoft.com/office/drawing/2015/9/8/chartex" xmlns:cx2="http://schemas.microsoft.com/office/drawing/2015/10/21/chartex" xmlns:cx3="http://schemas.microsoft.com/office/drawing/2016/5/9/chartex" xmlns:cx4="http://schemas.microsoft.com/office/drawing/2016/5/10/chartex" xmlns:cx5="http://schemas.microsoft.com/office/drawing/2016/5/11/chartex" xmlns:cx6="http://schemas.microsoft.com/office/drawing/2016/5/12/chartex" xmlns:cx7="http://schemas.microsoft.com/office/drawing/2016/5/13/chartex" xmlns:cx8="http://schemas.microsoft.com/office/drawing/2016/5/14/chartex" xmlns:mc="http://schemas.openxmlformats.org/markup-compatibility/2006" xmlns:m="http://schemas.openxmlformats.org/officeDocument/2006/math" xmlns:aink="http://schemas.microsoft.com/office/drawing/2016/ink" xmlns:am3d="http://schemas.microsoft.com/office/drawing/2017/model3d" xmlns:oel="http://schemas.microsoft.com/office/2019/extlst" xmlns:r="http://schemas.openxmlformats.org/officeDocument/2006/relationships" xmlns:wp14="http://schemas.microsoft.com/office/word/2010/wordprocessingDrawing" xmlns:wp="http://schemas.openxmlformats.org/drawingml/2006/wordprocessingDrawing" xmlns:wpg="http://schemas.microsoft.com/office/word/2010/wordprocessingGroup" xmlns:wpi="http://schemas.microsoft.com/office/word/2010/wordprocessingInk" xmlns:wps="http://schemas.microsoft.com/office/word/2010/wordprocessingShape" xmlns:o="urn:schemas-microsoft-com:office:office" xmlns:v="urn:schemas-microsoft-com:vml" xmlns:w10="urn:schemas-microsoft-com:office:word" xmlns:w="http://schemas.openxmlformats.org/wordprocessingml/2006/main" xmlns:w14="http://schemas.microsoft.com/office/word/2010/wordml" xmlns:w15="http://schemas.microsoft.com/office/word/2012/wordml" xmlns:w16cex="http://schemas.microsoft.com/office/word/2018/wordml/cex" xmlns:w16cid="http://schemas.microsoft.com/office/word/2016/wordml/cid" xmlns:w16="http://schemas.microsoft.com/office/word/2018/wordml" xmlns:w16sdtdh="http://schemas.microsoft.com/office/word/2020/wordml/sdtdatahash" xmlns:w16sdtfl="http://schemas.microsoft.com/office/word/2024/wordml/sdtformatlock" xmlns:w16se="http://schemas.microsoft.com/office/word/2015/wordml/symex" xmlns:w16du="http://schemas.microsoft.com/office/word/2023/wordml/word16du" xmlns:wne="http://schemas.microsoft.com/office/word/2006/wordml" mc:Ignorable="w14 w15 w16se w16cid w16 w16cex w16sdtdh w16sdtfl w16du wp14">
   <w:p>
     <w:pPr>
       <w:pStyle w:val="Header"/>
@@ -36617,7 +36511,7 @@
 </file>
 
 <file path=word/numbering.xml><?xml version="1.0" encoding="utf-8"?>
-<w:numbering xmlns:wpc="http://schemas.microsoft.com/office/word/2010/wordprocessingCanvas" xmlns:cx="http://schemas.microsoft.com/office/drawing/2014/chartex" xmlns:cx1="http://schemas.microsoft.com/office/drawing/2015/9/8/chartex" xmlns:cx2="http://schemas.microsoft.com/office/drawing/2015/10/21/chartex" xmlns:cx3="http://schemas.microsoft.com/office/drawing/2016/5/9/chartex" xmlns:cx4="http://schemas.microsoft.com/office/drawing/2016/5/10/chartex" xmlns:cx5="http://schemas.microsoft.com/office/drawing/2016/5/11/chartex" xmlns:cx6="http://schemas.microsoft.com/office/drawing/2016/5/12/chartex" xmlns:cx7="http://schemas.microsoft.com/office/drawing/2016/5/13/chartex" xmlns:cx8="http://schemas.microsoft.com/office/drawing/2016/5/14/chartex" xmlns:mc="http://schemas.openxmlformats.org/markup-compatibility/2006" xmlns:aink="http://schemas.microsoft.com/office/drawing/2016/ink" xmlns:am3d="http://schemas.microsoft.com/office/drawing/2017/model3d" xmlns:o="urn:schemas-microsoft-com:office:office" xmlns:oel="http://schemas.microsoft.com/office/2019/extlst" xmlns:r="http://schemas.openxmlformats.org/officeDocument/2006/relationships" xmlns:m="http://schemas.openxmlformats.org/officeDocument/2006/math" xmlns:v="urn:schemas-microsoft-com:vml" xmlns:wp14="http://schemas.microsoft.com/office/word/2010/wordprocessingDrawing" xmlns:wp="http://schemas.openxmlformats.org/drawingml/2006/wordprocessingDrawing" xmlns:w10="urn:schemas-microsoft-com:office:word" xmlns:w="http://schemas.openxmlformats.org/wordprocessingml/2006/main" xmlns:w14="http://schemas.microsoft.com/office/word/2010/wordml" xmlns:w15="http://schemas.microsoft.com/office/word/2012/wordml" xmlns:w16cex="http://schemas.microsoft.com/office/word/2018/wordml/cex" xmlns:w16cid="http://schemas.microsoft.com/office/word/2016/wordml/cid" xmlns:w16="http://schemas.microsoft.com/office/word/2018/wordml" xmlns:w16du="http://schemas.microsoft.com/office/word/2023/wordml/word16du" xmlns:w16sdtdh="http://schemas.microsoft.com/office/word/2020/wordml/sdtdatahash" xmlns:w16sdtfl="http://schemas.microsoft.com/office/word/2024/wordml/sdtformatlock" xmlns:w16se="http://schemas.microsoft.com/office/word/2015/wordml/symex" xmlns:wpg="http://schemas.microsoft.com/office/word/2010/wordprocessingGroup" xmlns:wpi="http://schemas.microsoft.com/office/word/2010/wordprocessingInk" xmlns:wne="http://schemas.microsoft.com/office/word/2006/wordml" xmlns:wps="http://schemas.microsoft.com/office/word/2010/wordprocessingShape" mc:Ignorable="w14 w15 w16se w16cid w16 w16cex w16sdtdh w16sdtfl w16du wp14">
+<w:numbering xmlns:wpc="http://schemas.microsoft.com/office/word/2010/wordprocessingCanvas" xmlns:cx="http://schemas.microsoft.com/office/drawing/2014/chartex" xmlns:cx1="http://schemas.microsoft.com/office/drawing/2015/9/8/chartex" xmlns:cx2="http://schemas.microsoft.com/office/drawing/2015/10/21/chartex" xmlns:cx3="http://schemas.microsoft.com/office/drawing/2016/5/9/chartex" xmlns:cx4="http://schemas.microsoft.com/office/drawing/2016/5/10/chartex" xmlns:cx5="http://schemas.microsoft.com/office/drawing/2016/5/11/chartex" xmlns:cx6="http://schemas.microsoft.com/office/drawing/2016/5/12/chartex" xmlns:cx7="http://schemas.microsoft.com/office/drawing/2016/5/13/chartex" xmlns:cx8="http://schemas.microsoft.com/office/drawing/2016/5/14/chartex" xmlns:mc="http://schemas.openxmlformats.org/markup-compatibility/2006" xmlns:m="http://schemas.openxmlformats.org/officeDocument/2006/math" xmlns:aink="http://schemas.microsoft.com/office/drawing/2016/ink" xmlns:am3d="http://schemas.microsoft.com/office/drawing/2017/model3d" xmlns:oel="http://schemas.microsoft.com/office/2019/extlst" xmlns:r="http://schemas.openxmlformats.org/officeDocument/2006/relationships" xmlns:wp14="http://schemas.microsoft.com/office/word/2010/wordprocessingDrawing" xmlns:wp="http://schemas.openxmlformats.org/drawingml/2006/wordprocessingDrawing" xmlns:wpg="http://schemas.microsoft.com/office/word/2010/wordprocessingGroup" xmlns:wpi="http://schemas.microsoft.com/office/word/2010/wordprocessingInk" xmlns:wps="http://schemas.microsoft.com/office/word/2010/wordprocessingShape" xmlns:o="urn:schemas-microsoft-com:office:office" xmlns:v="urn:schemas-microsoft-com:vml" xmlns:w10="urn:schemas-microsoft-com:office:word" xmlns:w="http://schemas.openxmlformats.org/wordprocessingml/2006/main" xmlns:w14="http://schemas.microsoft.com/office/word/2010/wordml" xmlns:w15="http://schemas.microsoft.com/office/word/2012/wordml" xmlns:w16cex="http://schemas.microsoft.com/office/word/2018/wordml/cex" xmlns:w16cid="http://schemas.microsoft.com/office/word/2016/wordml/cid" xmlns:w16="http://schemas.microsoft.com/office/word/2018/wordml" xmlns:w16sdtdh="http://schemas.microsoft.com/office/word/2020/wordml/sdtdatahash" xmlns:w16sdtfl="http://schemas.microsoft.com/office/word/2024/wordml/sdtformatlock" xmlns:w16se="http://schemas.microsoft.com/office/word/2015/wordml/symex" xmlns:w16du="http://schemas.microsoft.com/office/word/2023/wordml/word16du" xmlns:wne="http://schemas.microsoft.com/office/word/2006/wordml" mc:Ignorable="w14 w15 w16se w16cid w16 w16cex w16sdtdh w16sdtfl w16du wp14">
   <w:abstractNum w:abstractNumId="0" w15:restartNumberingAfterBreak="0">
     <w:nsid w:val="FFFFFF7C"/>
     <w:multiLevelType w:val="singleLevel"/>
@@ -38629,6 +38523,119 @@
     </w:lvl>
   </w:abstractNum>
   <w:abstractNum w:abstractNumId="24" w15:restartNumberingAfterBreak="0">
+    <w:nsid w:val="4EE03B39"/>
+    <w:multiLevelType w:val="hybridMultilevel"/>
+    <w:tmpl w:val="995014F4"/>
+    <w:lvl w:ilvl="0" w:tplc="04090001">
+      <w:start w:val="1"/>
+      <w:numFmt w:val="bullet"/>
+      <w:lvlText w:val=""/>
+      <w:lvlJc w:val="left"/>
+      <w:pPr>
+        <w:ind w:left="720" w:hanging="360"/>
+      </w:pPr>
+      <w:rPr>
+        <w:rFonts w:ascii="Symbol" w:hAnsi="Symbol" w:hint="default"/>
+      </w:rPr>
+    </w:lvl>
+    <w:lvl w:ilvl="1" w:tplc="04090003" w:tentative="1">
+      <w:start w:val="1"/>
+      <w:numFmt w:val="bullet"/>
+      <w:lvlText w:val="o"/>
+      <w:lvlJc w:val="left"/>
+      <w:pPr>
+        <w:ind w:left="1440" w:hanging="360"/>
+      </w:pPr>
+      <w:rPr>
+        <w:rFonts w:ascii="Courier New" w:hAnsi="Courier New" w:cs="Courier New" w:hint="default"/>
+      </w:rPr>
+    </w:lvl>
+    <w:lvl w:ilvl="2" w:tplc="04090005" w:tentative="1">
+      <w:start w:val="1"/>
+      <w:numFmt w:val="bullet"/>
+      <w:lvlText w:val=""/>
+      <w:lvlJc w:val="left"/>
+      <w:pPr>
+        <w:ind w:left="2160" w:hanging="360"/>
+      </w:pPr>
+      <w:rPr>
+        <w:rFonts w:ascii="Wingdings" w:hAnsi="Wingdings" w:hint="default"/>
+      </w:rPr>
+    </w:lvl>
+    <w:lvl w:ilvl="3" w:tplc="04090001" w:tentative="1">
+      <w:start w:val="1"/>
+      <w:numFmt w:val="bullet"/>
+      <w:lvlText w:val=""/>
+      <w:lvlJc w:val="left"/>
+      <w:pPr>
+        <w:ind w:left="2880" w:hanging="360"/>
+      </w:pPr>
+      <w:rPr>
+        <w:rFonts w:ascii="Symbol" w:hAnsi="Symbol" w:hint="default"/>
+      </w:rPr>
+    </w:lvl>
+    <w:lvl w:ilvl="4" w:tplc="04090003" w:tentative="1">
+      <w:start w:val="1"/>
+      <w:numFmt w:val="bullet"/>
+      <w:lvlText w:val="o"/>
+      <w:lvlJc w:val="left"/>
+      <w:pPr>
+        <w:ind w:left="3600" w:hanging="360"/>
+      </w:pPr>
+      <w:rPr>
+        <w:rFonts w:ascii="Courier New" w:hAnsi="Courier New" w:cs="Courier New" w:hint="default"/>
+      </w:rPr>
+    </w:lvl>
+    <w:lvl w:ilvl="5" w:tplc="04090005" w:tentative="1">
+      <w:start w:val="1"/>
+      <w:numFmt w:val="bullet"/>
+      <w:lvlText w:val=""/>
+      <w:lvlJc w:val="left"/>
+      <w:pPr>
+        <w:ind w:left="4320" w:hanging="360"/>
+      </w:pPr>
+      <w:rPr>
+        <w:rFonts w:ascii="Wingdings" w:hAnsi="Wingdings" w:hint="default"/>
+      </w:rPr>
+    </w:lvl>
+    <w:lvl w:ilvl="6" w:tplc="04090001" w:tentative="1">
+      <w:start w:val="1"/>
+      <w:numFmt w:val="bullet"/>
+      <w:lvlText w:val=""/>
+      <w:lvlJc w:val="left"/>
+      <w:pPr>
+        <w:ind w:left="5040" w:hanging="360"/>
+      </w:pPr>
+      <w:rPr>
+        <w:rFonts w:ascii="Symbol" w:hAnsi="Symbol" w:hint="default"/>
+      </w:rPr>
+    </w:lvl>
+    <w:lvl w:ilvl="7" w:tplc="04090003" w:tentative="1">
+      <w:start w:val="1"/>
+      <w:numFmt w:val="bullet"/>
+      <w:lvlText w:val="o"/>
+      <w:lvlJc w:val="left"/>
+      <w:pPr>
+        <w:ind w:left="5760" w:hanging="360"/>
+      </w:pPr>
+      <w:rPr>
+        <w:rFonts w:ascii="Courier New" w:hAnsi="Courier New" w:cs="Courier New" w:hint="default"/>
+      </w:rPr>
+    </w:lvl>
+    <w:lvl w:ilvl="8" w:tplc="04090005" w:tentative="1">
+      <w:start w:val="1"/>
+      <w:numFmt w:val="bullet"/>
+      <w:lvlText w:val=""/>
+      <w:lvlJc w:val="left"/>
+      <w:pPr>
+        <w:ind w:left="6480" w:hanging="360"/>
+      </w:pPr>
+      <w:rPr>
+        <w:rFonts w:ascii="Wingdings" w:hAnsi="Wingdings" w:hint="default"/>
+      </w:rPr>
+    </w:lvl>
+  </w:abstractNum>
+  <w:abstractNum w:abstractNumId="25" w15:restartNumberingAfterBreak="0">
     <w:nsid w:val="50801618"/>
     <w:multiLevelType w:val="hybridMultilevel"/>
     <w:tmpl w:val="9ECA50FE"/>
@@ -38741,7 +38748,7 @@
       </w:rPr>
     </w:lvl>
   </w:abstractNum>
-  <w:abstractNum w:abstractNumId="25" w15:restartNumberingAfterBreak="0">
+  <w:abstractNum w:abstractNumId="26" w15:restartNumberingAfterBreak="0">
     <w:nsid w:val="53E304FA"/>
     <w:multiLevelType w:val="hybridMultilevel"/>
     <w:tmpl w:val="426C9664"/>
@@ -38854,7 +38861,7 @@
       </w:rPr>
     </w:lvl>
   </w:abstractNum>
-  <w:abstractNum w:abstractNumId="26" w15:restartNumberingAfterBreak="0">
+  <w:abstractNum w:abstractNumId="27" w15:restartNumberingAfterBreak="0">
     <w:nsid w:val="54FD2EB0"/>
     <w:multiLevelType w:val="hybridMultilevel"/>
     <w:tmpl w:val="847AA61E"/>
@@ -38967,7 +38974,7 @@
       </w:rPr>
     </w:lvl>
   </w:abstractNum>
-  <w:abstractNum w:abstractNumId="27" w15:restartNumberingAfterBreak="0">
+  <w:abstractNum w:abstractNumId="28" w15:restartNumberingAfterBreak="0">
     <w:nsid w:val="5FDF3116"/>
     <w:multiLevelType w:val="multilevel"/>
     <w:tmpl w:val="9E0EF672"/>
@@ -39116,7 +39123,7 @@
       </w:rPr>
     </w:lvl>
   </w:abstractNum>
-  <w:abstractNum w:abstractNumId="28" w15:restartNumberingAfterBreak="0">
+  <w:abstractNum w:abstractNumId="29" w15:restartNumberingAfterBreak="0">
     <w:nsid w:val="69523FA0"/>
     <w:multiLevelType w:val="hybridMultilevel"/>
     <w:tmpl w:val="83AE3B4C"/>
@@ -39205,7 +39212,7 @@
       </w:pPr>
     </w:lvl>
   </w:abstractNum>
-  <w:abstractNum w:abstractNumId="29" w15:restartNumberingAfterBreak="0">
+  <w:abstractNum w:abstractNumId="30" w15:restartNumberingAfterBreak="0">
     <w:nsid w:val="726E2D1D"/>
     <w:multiLevelType w:val="hybridMultilevel"/>
     <w:tmpl w:val="CAA6F608"/>
@@ -39318,7 +39325,7 @@
       </w:rPr>
     </w:lvl>
   </w:abstractNum>
-  <w:abstractNum w:abstractNumId="30" w15:restartNumberingAfterBreak="0">
+  <w:abstractNum w:abstractNumId="31" w15:restartNumberingAfterBreak="0">
     <w:nsid w:val="7A9A409F"/>
     <w:multiLevelType w:val="hybridMultilevel"/>
     <w:tmpl w:val="8BFE3350"/>
@@ -39465,7 +39472,7 @@
     <w:abstractNumId w:val="9"/>
   </w:num>
   <w:num w:numId="12" w16cid:durableId="1885486409">
-    <w:abstractNumId w:val="24"/>
+    <w:abstractNumId w:val="25"/>
   </w:num>
   <w:num w:numId="13" w16cid:durableId="1835409941">
     <w:abstractNumId w:val="10"/>
@@ -39480,7 +39487,7 @@
     <w:abstractNumId w:val="23"/>
   </w:num>
   <w:num w:numId="17" w16cid:durableId="292057164">
-    <w:abstractNumId w:val="26"/>
+    <w:abstractNumId w:val="27"/>
   </w:num>
   <w:num w:numId="18" w16cid:durableId="1218737306">
     <w:abstractNumId w:val="14"/>
@@ -39489,22 +39496,22 @@
     <w:abstractNumId w:val="16"/>
   </w:num>
   <w:num w:numId="20" w16cid:durableId="863907624">
-    <w:abstractNumId w:val="25"/>
+    <w:abstractNumId w:val="26"/>
   </w:num>
   <w:num w:numId="21" w16cid:durableId="1029066953">
-    <w:abstractNumId w:val="29"/>
+    <w:abstractNumId w:val="30"/>
   </w:num>
   <w:num w:numId="22" w16cid:durableId="303969036">
     <w:abstractNumId w:val="17"/>
   </w:num>
   <w:num w:numId="23" w16cid:durableId="1895041786">
-    <w:abstractNumId w:val="28"/>
+    <w:abstractNumId w:val="29"/>
   </w:num>
   <w:num w:numId="24" w16cid:durableId="196235357">
     <w:abstractNumId w:val="22"/>
   </w:num>
   <w:num w:numId="25" w16cid:durableId="300423842">
-    <w:abstractNumId w:val="27"/>
+    <w:abstractNumId w:val="28"/>
   </w:num>
   <w:num w:numId="26" w16cid:durableId="1748844654">
     <w:abstractNumId w:val="11"/>
@@ -39516,7 +39523,7 @@
     <w:abstractNumId w:val="18"/>
   </w:num>
   <w:num w:numId="29" w16cid:durableId="1515799385">
-    <w:abstractNumId w:val="30"/>
+    <w:abstractNumId w:val="31"/>
   </w:num>
   <w:num w:numId="30" w16cid:durableId="712730409">
     <w:abstractNumId w:val="19"/>
@@ -39524,11 +39531,14 @@
   <w:num w:numId="31" w16cid:durableId="321394290">
     <w:abstractNumId w:val="20"/>
   </w:num>
+  <w:num w:numId="32" w16cid:durableId="1219584441">
+    <w:abstractNumId w:val="24"/>
+  </w:num>
 </w:numbering>
 </file>
 
 <file path=word/styles.xml><?xml version="1.0" encoding="utf-8"?>
-<w:styles xmlns:mc="http://schemas.openxmlformats.org/markup-compatibility/2006" xmlns:r="http://schemas.openxmlformats.org/officeDocument/2006/relationships" xmlns:w="http://schemas.openxmlformats.org/wordprocessingml/2006/main" xmlns:w14="http://schemas.microsoft.com/office/word/2010/wordml" xmlns:w15="http://schemas.microsoft.com/office/word/2012/wordml" xmlns:w16cex="http://schemas.microsoft.com/office/word/2018/wordml/cex" xmlns:w16cid="http://schemas.microsoft.com/office/word/2016/wordml/cid" xmlns:w16="http://schemas.microsoft.com/office/word/2018/wordml" xmlns:w16du="http://schemas.microsoft.com/office/word/2023/wordml/word16du" xmlns:w16sdtdh="http://schemas.microsoft.com/office/word/2020/wordml/sdtdatahash" xmlns:w16sdtfl="http://schemas.microsoft.com/office/word/2024/wordml/sdtformatlock" xmlns:w16se="http://schemas.microsoft.com/office/word/2015/wordml/symex" mc:Ignorable="w14 w15 w16se w16cid w16 w16cex w16sdtdh w16sdtfl w16du">
+<w:styles xmlns:mc="http://schemas.openxmlformats.org/markup-compatibility/2006" xmlns:r="http://schemas.openxmlformats.org/officeDocument/2006/relationships" xmlns:w="http://schemas.openxmlformats.org/wordprocessingml/2006/main" xmlns:w14="http://schemas.microsoft.com/office/word/2010/wordml" xmlns:w15="http://schemas.microsoft.com/office/word/2012/wordml" xmlns:w16cex="http://schemas.microsoft.com/office/word/2018/wordml/cex" xmlns:w16cid="http://schemas.microsoft.com/office/word/2016/wordml/cid" xmlns:w16="http://schemas.microsoft.com/office/word/2018/wordml" xmlns:w16sdtdh="http://schemas.microsoft.com/office/word/2020/wordml/sdtdatahash" xmlns:w16sdtfl="http://schemas.microsoft.com/office/word/2024/wordml/sdtformatlock" xmlns:w16se="http://schemas.microsoft.com/office/word/2015/wordml/symex" xmlns:w16du="http://schemas.microsoft.com/office/word/2023/wordml/word16du" mc:Ignorable="w14 w15 w16se w16cid w16 w16cex w16sdtdh w16sdtfl w16du">
   <w:docDefaults>
     <w:rPrDefault>
       <w:rPr>
